--- a/rapports/2026-06-06/EQ8/EQ8_enq1_v2/DR_071202010032/43-17-56-30.docx
+++ b/rapports/2026-06-06/EQ8/EQ8_enq1_v2/DR_071202010032/43-17-56-30.docx
@@ -297,7 +297,7 @@
           <w:color w:val="1F6FEB"/>
           <w:sz w:val="22"/>
         </w:rPr>
-        <w:t>⚠ INCOHÉRENCES À CORRIGER (95)</w:t>
+        <w:t>⚠ INCOHÉRENCES À CORRIGER (93)</w:t>
       </w:r>
     </w:p>
     <w:tbl>
@@ -845,7 +845,7 @@
                 <w:i w:val="0"/>
                 <w:sz w:val="17"/>
               </w:rPr>
-              <w:t>Incohérence!!! seulement les écoles gouvermentales paient les cotisations (Gouvernement, communauté, ONG ou organisation humanitaire).</w:t>
+              <w:t>Incohérent!! Le niveau d'instruction déclaré par l'un des enfants () au niveau de la section 1 de Mariama CISSE diffère de celui donné par Mariama CISSE lui-même qui affirme ne pas avoir frequenté l'école formelle.</w:t>
             </w:r>
           </w:p>
         </w:tc>
@@ -878,6 +878,726 @@
                 <w:i w:val="0"/>
                 <w:sz w:val="16"/>
               </w:rPr>
+              <w:t>S03</w:t>
+              <w:br/>
+            </w:r>
+            <w:r>
+              <w:rPr>
+                <w:b w:val="0"/>
+                <w:i w:val="0"/>
+                <w:color w:val="64748B"/>
+                <w:sz w:val="14"/>
+              </w:rPr>
+              <w:t>Santé</w:t>
+            </w:r>
+          </w:p>
+        </w:tc>
+        <w:tc>
+          <w:tcPr>
+            <w:tcW w:type="dxa" w:w="1531"/>
+          </w:tcPr>
+          <w:p>
+            <w:r>
+              <w:rPr>
+                <w:b/>
+                <w:i w:val="0"/>
+                <w:color w:val="16A34A"/>
+                <w:sz w:val="16"/>
+              </w:rPr>
+              <w:t>—</w:t>
+            </w:r>
+          </w:p>
+        </w:tc>
+        <w:tc>
+          <w:tcPr>
+            <w:tcW w:type="dxa" w:w="1191"/>
+          </w:tcPr>
+          <w:p>
+            <w:r>
+              <w:rPr>
+                <w:b w:val="0"/>
+                <w:i w:val="0"/>
+                <w:color w:val="64748B"/>
+                <w:sz w:val="16"/>
+              </w:rPr>
+              <w:t>GT-CQ</w:t>
+            </w:r>
+          </w:p>
+        </w:tc>
+        <w:tc>
+          <w:tcPr>
+            <w:tcW w:type="dxa" w:w="4706"/>
+          </w:tcPr>
+          <w:p>
+            <w:r>
+              <w:rPr>
+                <w:b w:val="0"/>
+                <w:i w:val="0"/>
+                <w:sz w:val="17"/>
+              </w:rPr>
+              <w:t>Avertissement!!! La distance parcourue (10 Km ou plus) et le temps (De 15 à moins de 30 mn) donné par NOGOYE DIONE semble incoherent pour accéder au lieu de la consultation.</w:t>
+            </w:r>
+          </w:p>
+        </w:tc>
+      </w:tr>
+      <w:tr>
+        <w:tc>
+          <w:tcPr>
+            <w:tcW w:type="dxa" w:w="964"/>
+          </w:tcPr>
+          <w:p>
+            <w:r>
+              <w:rPr>
+                <w:b/>
+                <w:i w:val="0"/>
+                <w:color w:val="EA580C"/>
+                <w:sz w:val="16"/>
+              </w:rPr>
+              <w:t>Moyenne</w:t>
+            </w:r>
+          </w:p>
+        </w:tc>
+        <w:tc>
+          <w:tcPr>
+            <w:tcW w:type="dxa" w:w="1247"/>
+          </w:tcPr>
+          <w:p>
+            <w:r>
+              <w:rPr>
+                <w:b/>
+                <w:i w:val="0"/>
+                <w:sz w:val="16"/>
+              </w:rPr>
+              <w:t>S00</w:t>
+              <w:br/>
+            </w:r>
+            <w:r>
+              <w:rPr>
+                <w:b w:val="0"/>
+                <w:i w:val="0"/>
+                <w:color w:val="64748B"/>
+                <w:sz w:val="14"/>
+              </w:rPr>
+              <w:t>Identification</w:t>
+            </w:r>
+          </w:p>
+        </w:tc>
+        <w:tc>
+          <w:tcPr>
+            <w:tcW w:type="dxa" w:w="1531"/>
+          </w:tcPr>
+          <w:p>
+            <w:r>
+              <w:rPr>
+                <w:b/>
+                <w:i w:val="0"/>
+                <w:color w:val="16A34A"/>
+                <w:sz w:val="16"/>
+              </w:rPr>
+              <w:t>s00q27</w:t>
+            </w:r>
+          </w:p>
+        </w:tc>
+        <w:tc>
+          <w:tcPr>
+            <w:tcW w:type="dxa" w:w="1191"/>
+          </w:tcPr>
+          <w:p>
+            <w:r>
+              <w:rPr>
+                <w:b w:val="0"/>
+                <w:i w:val="0"/>
+                <w:color w:val="64748B"/>
+                <w:sz w:val="16"/>
+              </w:rPr>
+              <w:t>GT-CQ</w:t>
+            </w:r>
+          </w:p>
+        </w:tc>
+        <w:tc>
+          <w:tcPr>
+            <w:tcW w:type="dxa" w:w="4706"/>
+          </w:tcPr>
+          <w:p>
+            <w:r>
+              <w:rPr>
+                <w:b w:val="0"/>
+                <w:i w:val="0"/>
+                <w:sz w:val="17"/>
+              </w:rPr>
+              <w:t>Le questionnaire semble ne pas être complètement fini mais le questionnaire est en statut complet, prière de compléter le questionnaire.</w:t>
+            </w:r>
+          </w:p>
+        </w:tc>
+      </w:tr>
+      <w:tr>
+        <w:tc>
+          <w:tcPr>
+            <w:tcW w:type="dxa" w:w="964"/>
+          </w:tcPr>
+          <w:p>
+            <w:r>
+              <w:rPr>
+                <w:b/>
+                <w:i w:val="0"/>
+                <w:color w:val="EA580C"/>
+                <w:sz w:val="16"/>
+              </w:rPr>
+              <w:t>Moyenne</w:t>
+            </w:r>
+          </w:p>
+        </w:tc>
+        <w:tc>
+          <w:tcPr>
+            <w:tcW w:type="dxa" w:w="1247"/>
+          </w:tcPr>
+          <w:p>
+            <w:r>
+              <w:rPr>
+                <w:b/>
+                <w:i w:val="0"/>
+                <w:sz w:val="16"/>
+              </w:rPr>
+              <w:t>S00</w:t>
+              <w:br/>
+            </w:r>
+            <w:r>
+              <w:rPr>
+                <w:b w:val="0"/>
+                <w:i w:val="0"/>
+                <w:color w:val="64748B"/>
+                <w:sz w:val="14"/>
+              </w:rPr>
+              <w:t>Identification</w:t>
+            </w:r>
+          </w:p>
+        </w:tc>
+        <w:tc>
+          <w:tcPr>
+            <w:tcW w:type="dxa" w:w="1531"/>
+          </w:tcPr>
+          <w:p>
+            <w:r>
+              <w:rPr>
+                <w:b/>
+                <w:i w:val="0"/>
+                <w:color w:val="16A34A"/>
+                <w:sz w:val="16"/>
+              </w:rPr>
+              <w:t>—</w:t>
+            </w:r>
+          </w:p>
+        </w:tc>
+        <w:tc>
+          <w:tcPr>
+            <w:tcW w:type="dxa" w:w="1191"/>
+          </w:tcPr>
+          <w:p>
+            <w:r>
+              <w:rPr>
+                <w:b w:val="0"/>
+                <w:i w:val="0"/>
+                <w:color w:val="64748B"/>
+                <w:sz w:val="16"/>
+              </w:rPr>
+              <w:t>GT-CQ</w:t>
+            </w:r>
+          </w:p>
+        </w:tc>
+        <w:tc>
+          <w:tcPr>
+            <w:tcW w:type="dxa" w:w="4706"/>
+          </w:tcPr>
+          <w:p>
+            <w:r>
+              <w:rPr>
+                <w:b w:val="0"/>
+                <w:i w:val="0"/>
+                <w:sz w:val="17"/>
+              </w:rPr>
+              <w:t>L'adresse ou la localisation du ménage doit être bien renseignée, ne doit pas contenir des numéros de téléphone et elle semble courte pour être une adresse.</w:t>
+            </w:r>
+          </w:p>
+        </w:tc>
+      </w:tr>
+      <w:tr>
+        <w:tc>
+          <w:tcPr>
+            <w:tcW w:type="dxa" w:w="964"/>
+          </w:tcPr>
+          <w:p>
+            <w:r>
+              <w:rPr>
+                <w:b/>
+                <w:i w:val="0"/>
+                <w:color w:val="EA580C"/>
+                <w:sz w:val="16"/>
+              </w:rPr>
+              <w:t>Moyenne</w:t>
+            </w:r>
+          </w:p>
+        </w:tc>
+        <w:tc>
+          <w:tcPr>
+            <w:tcW w:type="dxa" w:w="1247"/>
+          </w:tcPr>
+          <w:p>
+            <w:r>
+              <w:rPr>
+                <w:b/>
+                <w:i w:val="0"/>
+                <w:sz w:val="16"/>
+              </w:rPr>
+              <w:t>S00</w:t>
+              <w:br/>
+            </w:r>
+            <w:r>
+              <w:rPr>
+                <w:b w:val="0"/>
+                <w:i w:val="0"/>
+                <w:color w:val="64748B"/>
+                <w:sz w:val="14"/>
+              </w:rPr>
+              <w:t>Identification</w:t>
+            </w:r>
+          </w:p>
+        </w:tc>
+        <w:tc>
+          <w:tcPr>
+            <w:tcW w:type="dxa" w:w="1531"/>
+          </w:tcPr>
+          <w:p>
+            <w:r>
+              <w:rPr>
+                <w:b/>
+                <w:i w:val="0"/>
+                <w:color w:val="16A34A"/>
+                <w:sz w:val="16"/>
+              </w:rPr>
+              <w:t>—</w:t>
+            </w:r>
+          </w:p>
+        </w:tc>
+        <w:tc>
+          <w:tcPr>
+            <w:tcW w:type="dxa" w:w="1191"/>
+          </w:tcPr>
+          <w:p>
+            <w:r>
+              <w:rPr>
+                <w:b w:val="0"/>
+                <w:i w:val="0"/>
+                <w:color w:val="64748B"/>
+                <w:sz w:val="16"/>
+              </w:rPr>
+              <w:t>GT-CQ</w:t>
+            </w:r>
+          </w:p>
+        </w:tc>
+        <w:tc>
+          <w:tcPr>
+            <w:tcW w:type="dxa" w:w="4706"/>
+          </w:tcPr>
+          <w:p>
+            <w:r>
+              <w:rPr>
+                <w:b w:val="0"/>
+                <w:i w:val="0"/>
+                <w:sz w:val="17"/>
+              </w:rPr>
+              <w:t>Prière de renseigner la bonne adresse.Attention! Il manque des informations non renseignées dans la section 0, prière de regarder toutes les autres informations dans l'identification du ménage (IDENTIFICATION ET RENSEIGNEMENTS DE CONTROLE) ou dans OBSERVATIONS pour pouvoir renseigné toutes les questions liées au ménage.</w:t>
+            </w:r>
+          </w:p>
+        </w:tc>
+      </w:tr>
+      <w:tr>
+        <w:tc>
+          <w:tcPr>
+            <w:tcW w:type="dxa" w:w="964"/>
+          </w:tcPr>
+          <w:p>
+            <w:r>
+              <w:rPr>
+                <w:b/>
+                <w:i w:val="0"/>
+                <w:color w:val="EA580C"/>
+                <w:sz w:val="16"/>
+              </w:rPr>
+              <w:t>Moyenne</w:t>
+            </w:r>
+          </w:p>
+        </w:tc>
+        <w:tc>
+          <w:tcPr>
+            <w:tcW w:type="dxa" w:w="1247"/>
+          </w:tcPr>
+          <w:p>
+            <w:r>
+              <w:rPr>
+                <w:b/>
+                <w:i w:val="0"/>
+                <w:sz w:val="16"/>
+              </w:rPr>
+              <w:t>S01</w:t>
+              <w:br/>
+            </w:r>
+            <w:r>
+              <w:rPr>
+                <w:b w:val="0"/>
+                <w:i w:val="0"/>
+                <w:color w:val="64748B"/>
+                <w:sz w:val="14"/>
+              </w:rPr>
+              <w:t>Démographie</w:t>
+            </w:r>
+          </w:p>
+        </w:tc>
+        <w:tc>
+          <w:tcPr>
+            <w:tcW w:type="dxa" w:w="1531"/>
+          </w:tcPr>
+          <w:p>
+            <w:r>
+              <w:rPr>
+                <w:b/>
+                <w:i w:val="0"/>
+                <w:color w:val="16A34A"/>
+                <w:sz w:val="16"/>
+              </w:rPr>
+              <w:t>—</w:t>
+            </w:r>
+          </w:p>
+        </w:tc>
+        <w:tc>
+          <w:tcPr>
+            <w:tcW w:type="dxa" w:w="1191"/>
+          </w:tcPr>
+          <w:p>
+            <w:r>
+              <w:rPr>
+                <w:b w:val="0"/>
+                <w:i w:val="0"/>
+                <w:color w:val="64748B"/>
+                <w:sz w:val="16"/>
+              </w:rPr>
+              <w:t>GT-CQ</w:t>
+            </w:r>
+          </w:p>
+        </w:tc>
+        <w:tc>
+          <w:tcPr>
+            <w:tcW w:type="dxa" w:w="4706"/>
+          </w:tcPr>
+          <w:p>
+            <w:r>
+              <w:rPr>
+                <w:b w:val="0"/>
+                <w:i w:val="0"/>
+                <w:sz w:val="17"/>
+              </w:rPr>
+              <w:t>Prière de verifier l'information donnée par Fatou  seck ou corriger au niveau de la section 1.</w:t>
+            </w:r>
+          </w:p>
+        </w:tc>
+      </w:tr>
+      <w:tr>
+        <w:tc>
+          <w:tcPr>
+            <w:tcW w:type="dxa" w:w="964"/>
+          </w:tcPr>
+          <w:p>
+            <w:r>
+              <w:rPr>
+                <w:b/>
+                <w:i w:val="0"/>
+                <w:color w:val="EA580C"/>
+                <w:sz w:val="16"/>
+              </w:rPr>
+              <w:t>Moyenne</w:t>
+            </w:r>
+          </w:p>
+        </w:tc>
+        <w:tc>
+          <w:tcPr>
+            <w:tcW w:type="dxa" w:w="1247"/>
+          </w:tcPr>
+          <w:p>
+            <w:r>
+              <w:rPr>
+                <w:b/>
+                <w:i w:val="0"/>
+                <w:sz w:val="16"/>
+              </w:rPr>
+              <w:t>S01</w:t>
+              <w:br/>
+            </w:r>
+            <w:r>
+              <w:rPr>
+                <w:b w:val="0"/>
+                <w:i w:val="0"/>
+                <w:color w:val="64748B"/>
+                <w:sz w:val="14"/>
+              </w:rPr>
+              <w:t>Démographie</w:t>
+            </w:r>
+          </w:p>
+        </w:tc>
+        <w:tc>
+          <w:tcPr>
+            <w:tcW w:type="dxa" w:w="1531"/>
+          </w:tcPr>
+          <w:p>
+            <w:r>
+              <w:rPr>
+                <w:b/>
+                <w:i w:val="0"/>
+                <w:color w:val="16A34A"/>
+                <w:sz w:val="16"/>
+              </w:rPr>
+              <w:t>s01q23, s01q00b, s01q23_autre</w:t>
+            </w:r>
+          </w:p>
+        </w:tc>
+        <w:tc>
+          <w:tcPr>
+            <w:tcW w:type="dxa" w:w="1191"/>
+          </w:tcPr>
+          <w:p>
+            <w:r>
+              <w:rPr>
+                <w:b w:val="0"/>
+                <w:i w:val="0"/>
+                <w:color w:val="64748B"/>
+                <w:sz w:val="16"/>
+              </w:rPr>
+              <w:t>GT-CQ</w:t>
+            </w:r>
+          </w:p>
+        </w:tc>
+        <w:tc>
+          <w:tcPr>
+            <w:tcW w:type="dxa" w:w="4706"/>
+          </w:tcPr>
+          <w:p>
+            <w:r>
+              <w:rPr>
+                <w:b w:val="0"/>
+                <w:i w:val="0"/>
+                <w:sz w:val="17"/>
+              </w:rPr>
+              <w:t>La raison principale que Elhadji Malick seck envisage de migrer est travail et semble exister dans les modalités, prière de prendre attache avec le QG pour plus d'explication afin de la classer bien.</w:t>
+            </w:r>
+          </w:p>
+        </w:tc>
+      </w:tr>
+      <w:tr>
+        <w:tc>
+          <w:tcPr>
+            <w:tcW w:type="dxa" w:w="964"/>
+          </w:tcPr>
+          <w:p>
+            <w:r>
+              <w:rPr>
+                <w:b/>
+                <w:i w:val="0"/>
+                <w:color w:val="EA580C"/>
+                <w:sz w:val="16"/>
+              </w:rPr>
+              <w:t>Moyenne</w:t>
+            </w:r>
+          </w:p>
+        </w:tc>
+        <w:tc>
+          <w:tcPr>
+            <w:tcW w:type="dxa" w:w="1247"/>
+          </w:tcPr>
+          <w:p>
+            <w:r>
+              <w:rPr>
+                <w:b/>
+                <w:i w:val="0"/>
+                <w:sz w:val="16"/>
+              </w:rPr>
+              <w:t>S01</w:t>
+              <w:br/>
+            </w:r>
+            <w:r>
+              <w:rPr>
+                <w:b w:val="0"/>
+                <w:i w:val="0"/>
+                <w:color w:val="64748B"/>
+                <w:sz w:val="14"/>
+              </w:rPr>
+              <w:t>Démographie</w:t>
+            </w:r>
+          </w:p>
+        </w:tc>
+        <w:tc>
+          <w:tcPr>
+            <w:tcW w:type="dxa" w:w="1531"/>
+          </w:tcPr>
+          <w:p>
+            <w:r>
+              <w:rPr>
+                <w:b/>
+                <w:i w:val="0"/>
+                <w:color w:val="16A34A"/>
+                <w:sz w:val="16"/>
+              </w:rPr>
+              <w:t>—</w:t>
+            </w:r>
+          </w:p>
+        </w:tc>
+        <w:tc>
+          <w:tcPr>
+            <w:tcW w:type="dxa" w:w="1191"/>
+          </w:tcPr>
+          <w:p>
+            <w:r>
+              <w:rPr>
+                <w:b w:val="0"/>
+                <w:i w:val="0"/>
+                <w:color w:val="64748B"/>
+                <w:sz w:val="16"/>
+              </w:rPr>
+              <w:t>GT-CQ</w:t>
+            </w:r>
+          </w:p>
+        </w:tc>
+        <w:tc>
+          <w:tcPr>
+            <w:tcW w:type="dxa" w:w="4706"/>
+          </w:tcPr>
+          <w:p>
+            <w:r>
+              <w:rPr>
+                <w:b w:val="0"/>
+                <w:i w:val="0"/>
+                <w:sz w:val="17"/>
+              </w:rPr>
+              <w:t>Prière de verifier l'information donnée par Elhadji Malick seck ou corriger au niveau de la section 1.</w:t>
+            </w:r>
+          </w:p>
+        </w:tc>
+      </w:tr>
+      <w:tr>
+        <w:tc>
+          <w:tcPr>
+            <w:tcW w:type="dxa" w:w="964"/>
+          </w:tcPr>
+          <w:p>
+            <w:r>
+              <w:rPr>
+                <w:b/>
+                <w:i w:val="0"/>
+                <w:color w:val="EA580C"/>
+                <w:sz w:val="16"/>
+              </w:rPr>
+              <w:t>Moyenne</w:t>
+            </w:r>
+          </w:p>
+        </w:tc>
+        <w:tc>
+          <w:tcPr>
+            <w:tcW w:type="dxa" w:w="1247"/>
+          </w:tcPr>
+          <w:p>
+            <w:r>
+              <w:rPr>
+                <w:b/>
+                <w:i w:val="0"/>
+                <w:sz w:val="16"/>
+              </w:rPr>
+              <w:t>S01</w:t>
+              <w:br/>
+            </w:r>
+            <w:r>
+              <w:rPr>
+                <w:b w:val="0"/>
+                <w:i w:val="0"/>
+                <w:color w:val="64748B"/>
+                <w:sz w:val="14"/>
+              </w:rPr>
+              <w:t>Démographie</w:t>
+            </w:r>
+          </w:p>
+        </w:tc>
+        <w:tc>
+          <w:tcPr>
+            <w:tcW w:type="dxa" w:w="1531"/>
+          </w:tcPr>
+          <w:p>
+            <w:r>
+              <w:rPr>
+                <w:b/>
+                <w:i w:val="0"/>
+                <w:color w:val="16A34A"/>
+                <w:sz w:val="16"/>
+              </w:rPr>
+              <w:t>s01q10_1</w:t>
+            </w:r>
+          </w:p>
+        </w:tc>
+        <w:tc>
+          <w:tcPr>
+            <w:tcW w:type="dxa" w:w="1191"/>
+          </w:tcPr>
+          <w:p>
+            <w:r>
+              <w:rPr>
+                <w:b w:val="0"/>
+                <w:i w:val="0"/>
+                <w:color w:val="64748B"/>
+                <w:sz w:val="16"/>
+              </w:rPr>
+              <w:t>GT-CQ</w:t>
+            </w:r>
+          </w:p>
+        </w:tc>
+        <w:tc>
+          <w:tcPr>
+            <w:tcW w:type="dxa" w:w="4706"/>
+          </w:tcPr>
+          <w:p>
+            <w:r>
+              <w:rPr>
+                <w:b w:val="0"/>
+                <w:i w:val="0"/>
+                <w:sz w:val="17"/>
+              </w:rPr>
+              <w:t>La taille du ménage lors de l'enquête principale (6) de ce ménage est inférieur à la taille du denombrement (8), prière de fournir des explications concrètes ou aller revisiter le ménage.</w:t>
+            </w:r>
+          </w:p>
+        </w:tc>
+      </w:tr>
+      <w:tr>
+        <w:tc>
+          <w:tcPr>
+            <w:tcW w:type="dxa" w:w="964"/>
+          </w:tcPr>
+          <w:p>
+            <w:r>
+              <w:rPr>
+                <w:b/>
+                <w:i w:val="0"/>
+                <w:color w:val="EA580C"/>
+                <w:sz w:val="16"/>
+              </w:rPr>
+              <w:t>Moyenne</w:t>
+            </w:r>
+          </w:p>
+        </w:tc>
+        <w:tc>
+          <w:tcPr>
+            <w:tcW w:type="dxa" w:w="1247"/>
+          </w:tcPr>
+          <w:p>
+            <w:r>
+              <w:rPr>
+                <w:b/>
+                <w:i w:val="0"/>
+                <w:sz w:val="16"/>
+              </w:rPr>
               <w:t>S02</w:t>
               <w:br/>
             </w:r>
@@ -935,7 +1655,7 @@
                 <w:i w:val="0"/>
                 <w:sz w:val="17"/>
               </w:rPr>
-              <w:t>Incohérent!! Le niveau d'instruction déclaré par l'un des enfants () au niveau de la section 1 de Mariama CISSE diffère de celui donné par Mariama CISSE lui-même qui affirme ne pas avoir frequenté l'école formelle.</w:t>
+              <w:t>Attention!!! le montant payé pour les frais de scolarité ( 3000 FCFA) de Fatou  seck  qui fréquente 2ème année de Primaire semble faible.</w:t>
             </w:r>
           </w:p>
         </w:tc>
@@ -950,10 +1670,10 @@
               <w:rPr>
                 <w:b/>
                 <w:i w:val="0"/>
-                <w:color w:val="DC2626"/>
-                <w:sz w:val="16"/>
-              </w:rPr>
-              <w:t>Haute</w:t>
+                <w:color w:val="EA580C"/>
+                <w:sz w:val="16"/>
+              </w:rPr>
+              <w:t>Moyenne</w:t>
             </w:r>
           </w:p>
         </w:tc>
@@ -968,7 +1688,7 @@
                 <w:i w:val="0"/>
                 <w:sz w:val="16"/>
               </w:rPr>
-              <w:t>S03</w:t>
+              <w:t>S02</w:t>
               <w:br/>
             </w:r>
             <w:r>
@@ -978,7 +1698,7 @@
                 <w:color w:val="64748B"/>
                 <w:sz w:val="14"/>
               </w:rPr>
-              <w:t>Santé</w:t>
+              <w:t>Éducation</w:t>
             </w:r>
           </w:p>
         </w:tc>
@@ -1025,907 +1745,7 @@
                 <w:i w:val="0"/>
                 <w:sz w:val="17"/>
               </w:rPr>
-              <w:t>Avertissement!!! La distance parcourue (10 Km ou plus) et le temps (De 15 à moins de 30 mn) donné par NOGOYE DIONE semble incoherent pour accéder au lieu de la consultation.</w:t>
-            </w:r>
-          </w:p>
-        </w:tc>
-      </w:tr>
-      <w:tr>
-        <w:tc>
-          <w:tcPr>
-            <w:tcW w:type="dxa" w:w="964"/>
-          </w:tcPr>
-          <w:p>
-            <w:r>
-              <w:rPr>
-                <w:b/>
-                <w:i w:val="0"/>
-                <w:color w:val="EA580C"/>
-                <w:sz w:val="16"/>
-              </w:rPr>
-              <w:t>Moyenne</w:t>
-            </w:r>
-          </w:p>
-        </w:tc>
-        <w:tc>
-          <w:tcPr>
-            <w:tcW w:type="dxa" w:w="1247"/>
-          </w:tcPr>
-          <w:p>
-            <w:r>
-              <w:rPr>
-                <w:b/>
-                <w:i w:val="0"/>
-                <w:sz w:val="16"/>
-              </w:rPr>
-              <w:t>S00</w:t>
-              <w:br/>
-            </w:r>
-            <w:r>
-              <w:rPr>
-                <w:b w:val="0"/>
-                <w:i w:val="0"/>
-                <w:color w:val="64748B"/>
-                <w:sz w:val="14"/>
-              </w:rPr>
-              <w:t>Identification</w:t>
-            </w:r>
-          </w:p>
-        </w:tc>
-        <w:tc>
-          <w:tcPr>
-            <w:tcW w:type="dxa" w:w="1531"/>
-          </w:tcPr>
-          <w:p>
-            <w:r>
-              <w:rPr>
-                <w:b/>
-                <w:i w:val="0"/>
-                <w:color w:val="16A34A"/>
-                <w:sz w:val="16"/>
-              </w:rPr>
-              <w:t>s00q27</w:t>
-            </w:r>
-          </w:p>
-        </w:tc>
-        <w:tc>
-          <w:tcPr>
-            <w:tcW w:type="dxa" w:w="1191"/>
-          </w:tcPr>
-          <w:p>
-            <w:r>
-              <w:rPr>
-                <w:b w:val="0"/>
-                <w:i w:val="0"/>
-                <w:color w:val="64748B"/>
-                <w:sz w:val="16"/>
-              </w:rPr>
-              <w:t>GT-CQ</w:t>
-            </w:r>
-          </w:p>
-        </w:tc>
-        <w:tc>
-          <w:tcPr>
-            <w:tcW w:type="dxa" w:w="4706"/>
-          </w:tcPr>
-          <w:p>
-            <w:r>
-              <w:rPr>
-                <w:b w:val="0"/>
-                <w:i w:val="0"/>
-                <w:sz w:val="17"/>
-              </w:rPr>
-              <w:t>Le questionnaire semble ne pas être complètement fini mais le questionnaire est en statut complet, prière de compléter le questionnaire.</w:t>
-            </w:r>
-          </w:p>
-        </w:tc>
-      </w:tr>
-      <w:tr>
-        <w:tc>
-          <w:tcPr>
-            <w:tcW w:type="dxa" w:w="964"/>
-          </w:tcPr>
-          <w:p>
-            <w:r>
-              <w:rPr>
-                <w:b/>
-                <w:i w:val="0"/>
-                <w:color w:val="EA580C"/>
-                <w:sz w:val="16"/>
-              </w:rPr>
-              <w:t>Moyenne</w:t>
-            </w:r>
-          </w:p>
-        </w:tc>
-        <w:tc>
-          <w:tcPr>
-            <w:tcW w:type="dxa" w:w="1247"/>
-          </w:tcPr>
-          <w:p>
-            <w:r>
-              <w:rPr>
-                <w:b/>
-                <w:i w:val="0"/>
-                <w:sz w:val="16"/>
-              </w:rPr>
-              <w:t>S00</w:t>
-              <w:br/>
-            </w:r>
-            <w:r>
-              <w:rPr>
-                <w:b w:val="0"/>
-                <w:i w:val="0"/>
-                <w:color w:val="64748B"/>
-                <w:sz w:val="14"/>
-              </w:rPr>
-              <w:t>Identification</w:t>
-            </w:r>
-          </w:p>
-        </w:tc>
-        <w:tc>
-          <w:tcPr>
-            <w:tcW w:type="dxa" w:w="1531"/>
-          </w:tcPr>
-          <w:p>
-            <w:r>
-              <w:rPr>
-                <w:b/>
-                <w:i w:val="0"/>
-                <w:color w:val="16A34A"/>
-                <w:sz w:val="16"/>
-              </w:rPr>
-              <w:t>—</w:t>
-            </w:r>
-          </w:p>
-        </w:tc>
-        <w:tc>
-          <w:tcPr>
-            <w:tcW w:type="dxa" w:w="1191"/>
-          </w:tcPr>
-          <w:p>
-            <w:r>
-              <w:rPr>
-                <w:b w:val="0"/>
-                <w:i w:val="0"/>
-                <w:color w:val="64748B"/>
-                <w:sz w:val="16"/>
-              </w:rPr>
-              <w:t>GT-CQ</w:t>
-            </w:r>
-          </w:p>
-        </w:tc>
-        <w:tc>
-          <w:tcPr>
-            <w:tcW w:type="dxa" w:w="4706"/>
-          </w:tcPr>
-          <w:p>
-            <w:r>
-              <w:rPr>
-                <w:b w:val="0"/>
-                <w:i w:val="0"/>
-                <w:sz w:val="17"/>
-              </w:rPr>
-              <w:t>L'adresse ou la localisation du ménage doit être bien renseignée, ne doit pas contenir des numéros de téléphone et elle semble courte pour être une adresse.</w:t>
-            </w:r>
-          </w:p>
-        </w:tc>
-      </w:tr>
-      <w:tr>
-        <w:tc>
-          <w:tcPr>
-            <w:tcW w:type="dxa" w:w="964"/>
-          </w:tcPr>
-          <w:p>
-            <w:r>
-              <w:rPr>
-                <w:b/>
-                <w:i w:val="0"/>
-                <w:color w:val="EA580C"/>
-                <w:sz w:val="16"/>
-              </w:rPr>
-              <w:t>Moyenne</w:t>
-            </w:r>
-          </w:p>
-        </w:tc>
-        <w:tc>
-          <w:tcPr>
-            <w:tcW w:type="dxa" w:w="1247"/>
-          </w:tcPr>
-          <w:p>
-            <w:r>
-              <w:rPr>
-                <w:b/>
-                <w:i w:val="0"/>
-                <w:sz w:val="16"/>
-              </w:rPr>
-              <w:t>S00</w:t>
-              <w:br/>
-            </w:r>
-            <w:r>
-              <w:rPr>
-                <w:b w:val="0"/>
-                <w:i w:val="0"/>
-                <w:color w:val="64748B"/>
-                <w:sz w:val="14"/>
-              </w:rPr>
-              <w:t>Identification</w:t>
-            </w:r>
-          </w:p>
-        </w:tc>
-        <w:tc>
-          <w:tcPr>
-            <w:tcW w:type="dxa" w:w="1531"/>
-          </w:tcPr>
-          <w:p>
-            <w:r>
-              <w:rPr>
-                <w:b/>
-                <w:i w:val="0"/>
-                <w:color w:val="16A34A"/>
-                <w:sz w:val="16"/>
-              </w:rPr>
-              <w:t>—</w:t>
-            </w:r>
-          </w:p>
-        </w:tc>
-        <w:tc>
-          <w:tcPr>
-            <w:tcW w:type="dxa" w:w="1191"/>
-          </w:tcPr>
-          <w:p>
-            <w:r>
-              <w:rPr>
-                <w:b w:val="0"/>
-                <w:i w:val="0"/>
-                <w:color w:val="64748B"/>
-                <w:sz w:val="16"/>
-              </w:rPr>
-              <w:t>GT-CQ</w:t>
-            </w:r>
-          </w:p>
-        </w:tc>
-        <w:tc>
-          <w:tcPr>
-            <w:tcW w:type="dxa" w:w="4706"/>
-          </w:tcPr>
-          <w:p>
-            <w:r>
-              <w:rPr>
-                <w:b w:val="0"/>
-                <w:i w:val="0"/>
-                <w:sz w:val="17"/>
-              </w:rPr>
-              <w:t>Prière de renseigner la bonne adresse.Attention! Il manque des informations non renseignées dans la section 0, prière de regarder toutes les autres informations dans l'identification du ménage (IDENTIFICATION ET RENSEIGNEMENTS DE CONTROLE) ou dans OBSERVATIONS pour pouvoir renseigné toutes les questions liées au ménage.</w:t>
-            </w:r>
-          </w:p>
-        </w:tc>
-      </w:tr>
-      <w:tr>
-        <w:tc>
-          <w:tcPr>
-            <w:tcW w:type="dxa" w:w="964"/>
-          </w:tcPr>
-          <w:p>
-            <w:r>
-              <w:rPr>
-                <w:b/>
-                <w:i w:val="0"/>
-                <w:color w:val="EA580C"/>
-                <w:sz w:val="16"/>
-              </w:rPr>
-              <w:t>Moyenne</w:t>
-            </w:r>
-          </w:p>
-        </w:tc>
-        <w:tc>
-          <w:tcPr>
-            <w:tcW w:type="dxa" w:w="1247"/>
-          </w:tcPr>
-          <w:p>
-            <w:r>
-              <w:rPr>
-                <w:b/>
-                <w:i w:val="0"/>
-                <w:sz w:val="16"/>
-              </w:rPr>
-              <w:t>S01</w:t>
-              <w:br/>
-            </w:r>
-            <w:r>
-              <w:rPr>
-                <w:b w:val="0"/>
-                <w:i w:val="0"/>
-                <w:color w:val="64748B"/>
-                <w:sz w:val="14"/>
-              </w:rPr>
-              <w:t>Démographie</w:t>
-            </w:r>
-          </w:p>
-        </w:tc>
-        <w:tc>
-          <w:tcPr>
-            <w:tcW w:type="dxa" w:w="1531"/>
-          </w:tcPr>
-          <w:p>
-            <w:r>
-              <w:rPr>
-                <w:b/>
-                <w:i w:val="0"/>
-                <w:color w:val="16A34A"/>
-                <w:sz w:val="16"/>
-              </w:rPr>
-              <w:t>—</w:t>
-            </w:r>
-          </w:p>
-        </w:tc>
-        <w:tc>
-          <w:tcPr>
-            <w:tcW w:type="dxa" w:w="1191"/>
-          </w:tcPr>
-          <w:p>
-            <w:r>
-              <w:rPr>
-                <w:b w:val="0"/>
-                <w:i w:val="0"/>
-                <w:color w:val="64748B"/>
-                <w:sz w:val="16"/>
-              </w:rPr>
-              <w:t>GT-CQ</w:t>
-            </w:r>
-          </w:p>
-        </w:tc>
-        <w:tc>
-          <w:tcPr>
-            <w:tcW w:type="dxa" w:w="4706"/>
-          </w:tcPr>
-          <w:p>
-            <w:r>
-              <w:rPr>
-                <w:b w:val="0"/>
-                <w:i w:val="0"/>
-                <w:sz w:val="17"/>
-              </w:rPr>
-              <w:t>Prière de verifier l'information donnée par Fatou  seck ou corriger au niveau de la section 1.</w:t>
-            </w:r>
-          </w:p>
-        </w:tc>
-      </w:tr>
-      <w:tr>
-        <w:tc>
-          <w:tcPr>
-            <w:tcW w:type="dxa" w:w="964"/>
-          </w:tcPr>
-          <w:p>
-            <w:r>
-              <w:rPr>
-                <w:b/>
-                <w:i w:val="0"/>
-                <w:color w:val="EA580C"/>
-                <w:sz w:val="16"/>
-              </w:rPr>
-              <w:t>Moyenne</w:t>
-            </w:r>
-          </w:p>
-        </w:tc>
-        <w:tc>
-          <w:tcPr>
-            <w:tcW w:type="dxa" w:w="1247"/>
-          </w:tcPr>
-          <w:p>
-            <w:r>
-              <w:rPr>
-                <w:b/>
-                <w:i w:val="0"/>
-                <w:sz w:val="16"/>
-              </w:rPr>
-              <w:t>S01</w:t>
-              <w:br/>
-            </w:r>
-            <w:r>
-              <w:rPr>
-                <w:b w:val="0"/>
-                <w:i w:val="0"/>
-                <w:color w:val="64748B"/>
-                <w:sz w:val="14"/>
-              </w:rPr>
-              <w:t>Démographie</w:t>
-            </w:r>
-          </w:p>
-        </w:tc>
-        <w:tc>
-          <w:tcPr>
-            <w:tcW w:type="dxa" w:w="1531"/>
-          </w:tcPr>
-          <w:p>
-            <w:r>
-              <w:rPr>
-                <w:b/>
-                <w:i w:val="0"/>
-                <w:color w:val="16A34A"/>
-                <w:sz w:val="16"/>
-              </w:rPr>
-              <w:t>s01q23, s01q00b, s01q23_autre</w:t>
-            </w:r>
-          </w:p>
-        </w:tc>
-        <w:tc>
-          <w:tcPr>
-            <w:tcW w:type="dxa" w:w="1191"/>
-          </w:tcPr>
-          <w:p>
-            <w:r>
-              <w:rPr>
-                <w:b w:val="0"/>
-                <w:i w:val="0"/>
-                <w:color w:val="64748B"/>
-                <w:sz w:val="16"/>
-              </w:rPr>
-              <w:t>GT-CQ</w:t>
-            </w:r>
-          </w:p>
-        </w:tc>
-        <w:tc>
-          <w:tcPr>
-            <w:tcW w:type="dxa" w:w="4706"/>
-          </w:tcPr>
-          <w:p>
-            <w:r>
-              <w:rPr>
-                <w:b w:val="0"/>
-                <w:i w:val="0"/>
-                <w:sz w:val="17"/>
-              </w:rPr>
-              <w:t>La raison principale que Elhadji Malick seck envisage de migrer est travail et semble exister dans les modalités, prière de prendre attache avec le QG pour plus d'explication afin de la classer bien.</w:t>
-            </w:r>
-          </w:p>
-        </w:tc>
-      </w:tr>
-      <w:tr>
-        <w:tc>
-          <w:tcPr>
-            <w:tcW w:type="dxa" w:w="964"/>
-          </w:tcPr>
-          <w:p>
-            <w:r>
-              <w:rPr>
-                <w:b/>
-                <w:i w:val="0"/>
-                <w:color w:val="EA580C"/>
-                <w:sz w:val="16"/>
-              </w:rPr>
-              <w:t>Moyenne</w:t>
-            </w:r>
-          </w:p>
-        </w:tc>
-        <w:tc>
-          <w:tcPr>
-            <w:tcW w:type="dxa" w:w="1247"/>
-          </w:tcPr>
-          <w:p>
-            <w:r>
-              <w:rPr>
-                <w:b/>
-                <w:i w:val="0"/>
-                <w:sz w:val="16"/>
-              </w:rPr>
-              <w:t>S01</w:t>
-              <w:br/>
-            </w:r>
-            <w:r>
-              <w:rPr>
-                <w:b w:val="0"/>
-                <w:i w:val="0"/>
-                <w:color w:val="64748B"/>
-                <w:sz w:val="14"/>
-              </w:rPr>
-              <w:t>Démographie</w:t>
-            </w:r>
-          </w:p>
-        </w:tc>
-        <w:tc>
-          <w:tcPr>
-            <w:tcW w:type="dxa" w:w="1531"/>
-          </w:tcPr>
-          <w:p>
-            <w:r>
-              <w:rPr>
-                <w:b/>
-                <w:i w:val="0"/>
-                <w:color w:val="16A34A"/>
-                <w:sz w:val="16"/>
-              </w:rPr>
-              <w:t>—</w:t>
-            </w:r>
-          </w:p>
-        </w:tc>
-        <w:tc>
-          <w:tcPr>
-            <w:tcW w:type="dxa" w:w="1191"/>
-          </w:tcPr>
-          <w:p>
-            <w:r>
-              <w:rPr>
-                <w:b w:val="0"/>
-                <w:i w:val="0"/>
-                <w:color w:val="64748B"/>
-                <w:sz w:val="16"/>
-              </w:rPr>
-              <w:t>GT-CQ</w:t>
-            </w:r>
-          </w:p>
-        </w:tc>
-        <w:tc>
-          <w:tcPr>
-            <w:tcW w:type="dxa" w:w="4706"/>
-          </w:tcPr>
-          <w:p>
-            <w:r>
-              <w:rPr>
-                <w:b w:val="0"/>
-                <w:i w:val="0"/>
-                <w:sz w:val="17"/>
-              </w:rPr>
-              <w:t>Prière de verifier l'information donnée par Elhadji Malick seck ou corriger au niveau de la section 1.</w:t>
-            </w:r>
-          </w:p>
-        </w:tc>
-      </w:tr>
-      <w:tr>
-        <w:tc>
-          <w:tcPr>
-            <w:tcW w:type="dxa" w:w="964"/>
-          </w:tcPr>
-          <w:p>
-            <w:r>
-              <w:rPr>
-                <w:b/>
-                <w:i w:val="0"/>
-                <w:color w:val="EA580C"/>
-                <w:sz w:val="16"/>
-              </w:rPr>
-              <w:t>Moyenne</w:t>
-            </w:r>
-          </w:p>
-        </w:tc>
-        <w:tc>
-          <w:tcPr>
-            <w:tcW w:type="dxa" w:w="1247"/>
-          </w:tcPr>
-          <w:p>
-            <w:r>
-              <w:rPr>
-                <w:b/>
-                <w:i w:val="0"/>
-                <w:sz w:val="16"/>
-              </w:rPr>
-              <w:t>S01</w:t>
-              <w:br/>
-            </w:r>
-            <w:r>
-              <w:rPr>
-                <w:b w:val="0"/>
-                <w:i w:val="0"/>
-                <w:color w:val="64748B"/>
-                <w:sz w:val="14"/>
-              </w:rPr>
-              <w:t>Démographie</w:t>
-            </w:r>
-          </w:p>
-        </w:tc>
-        <w:tc>
-          <w:tcPr>
-            <w:tcW w:type="dxa" w:w="1531"/>
-          </w:tcPr>
-          <w:p>
-            <w:r>
-              <w:rPr>
-                <w:b/>
-                <w:i w:val="0"/>
-                <w:color w:val="16A34A"/>
-                <w:sz w:val="16"/>
-              </w:rPr>
-              <w:t>s01q10_1</w:t>
-            </w:r>
-          </w:p>
-        </w:tc>
-        <w:tc>
-          <w:tcPr>
-            <w:tcW w:type="dxa" w:w="1191"/>
-          </w:tcPr>
-          <w:p>
-            <w:r>
-              <w:rPr>
-                <w:b w:val="0"/>
-                <w:i w:val="0"/>
-                <w:color w:val="64748B"/>
-                <w:sz w:val="16"/>
-              </w:rPr>
-              <w:t>GT-CQ</w:t>
-            </w:r>
-          </w:p>
-        </w:tc>
-        <w:tc>
-          <w:tcPr>
-            <w:tcW w:type="dxa" w:w="4706"/>
-          </w:tcPr>
-          <w:p>
-            <w:r>
-              <w:rPr>
-                <w:b w:val="0"/>
-                <w:i w:val="0"/>
-                <w:sz w:val="17"/>
-              </w:rPr>
-              <w:t>La taille du ménage lors de l'enquête principale (6) de ce ménage est inférieur à la taille du denombrement (8), prière de fournir des explications concrètes ou aller revisiter le ménage.</w:t>
-            </w:r>
-          </w:p>
-        </w:tc>
-      </w:tr>
-      <w:tr>
-        <w:tc>
-          <w:tcPr>
-            <w:tcW w:type="dxa" w:w="964"/>
-          </w:tcPr>
-          <w:p>
-            <w:r>
-              <w:rPr>
-                <w:b/>
-                <w:i w:val="0"/>
-                <w:color w:val="EA580C"/>
-                <w:sz w:val="16"/>
-              </w:rPr>
-              <w:t>Moyenne</w:t>
-            </w:r>
-          </w:p>
-        </w:tc>
-        <w:tc>
-          <w:tcPr>
-            <w:tcW w:type="dxa" w:w="1247"/>
-          </w:tcPr>
-          <w:p>
-            <w:r>
-              <w:rPr>
-                <w:b/>
-                <w:i w:val="0"/>
-                <w:sz w:val="16"/>
-              </w:rPr>
-              <w:t>S02</w:t>
-              <w:br/>
-            </w:r>
-            <w:r>
-              <w:rPr>
-                <w:b w:val="0"/>
-                <w:i w:val="0"/>
-                <w:color w:val="64748B"/>
-                <w:sz w:val="14"/>
-              </w:rPr>
-              <w:t>Éducation</w:t>
-            </w:r>
-          </w:p>
-        </w:tc>
-        <w:tc>
-          <w:tcPr>
-            <w:tcW w:type="dxa" w:w="1531"/>
-          </w:tcPr>
-          <w:p>
-            <w:r>
-              <w:rPr>
-                <w:b/>
-                <w:i w:val="0"/>
-                <w:color w:val="16A34A"/>
-                <w:sz w:val="16"/>
-              </w:rPr>
-              <w:t>—</w:t>
-            </w:r>
-          </w:p>
-        </w:tc>
-        <w:tc>
-          <w:tcPr>
-            <w:tcW w:type="dxa" w:w="1191"/>
-          </w:tcPr>
-          <w:p>
-            <w:r>
-              <w:rPr>
-                <w:b w:val="0"/>
-                <w:i w:val="0"/>
-                <w:color w:val="64748B"/>
-                <w:sz w:val="16"/>
-              </w:rPr>
-              <w:t>GT-CQ</w:t>
-            </w:r>
-          </w:p>
-        </w:tc>
-        <w:tc>
-          <w:tcPr>
-            <w:tcW w:type="dxa" w:w="4706"/>
-          </w:tcPr>
-          <w:p>
-            <w:r>
-              <w:rPr>
-                <w:b w:val="0"/>
-                <w:i w:val="0"/>
-                <w:sz w:val="17"/>
-              </w:rPr>
-              <w:t>Attention!!! le montant payé pour les frais de scolarité ( 3000 FCFA) de Fatou  seck  qui fréquente 2ème année de Primaire semble faible.</w:t>
-            </w:r>
-          </w:p>
-        </w:tc>
-      </w:tr>
-      <w:tr>
-        <w:tc>
-          <w:tcPr>
-            <w:tcW w:type="dxa" w:w="964"/>
-          </w:tcPr>
-          <w:p>
-            <w:r>
-              <w:rPr>
-                <w:b/>
-                <w:i w:val="0"/>
-                <w:color w:val="EA580C"/>
-                <w:sz w:val="16"/>
-              </w:rPr>
-              <w:t>Moyenne</w:t>
-            </w:r>
-          </w:p>
-        </w:tc>
-        <w:tc>
-          <w:tcPr>
-            <w:tcW w:type="dxa" w:w="1247"/>
-          </w:tcPr>
-          <w:p>
-            <w:r>
-              <w:rPr>
-                <w:b/>
-                <w:i w:val="0"/>
-                <w:sz w:val="16"/>
-              </w:rPr>
-              <w:t>S02</w:t>
-              <w:br/>
-            </w:r>
-            <w:r>
-              <w:rPr>
-                <w:b w:val="0"/>
-                <w:i w:val="0"/>
-                <w:color w:val="64748B"/>
-                <w:sz w:val="14"/>
-              </w:rPr>
-              <w:t>Éducation</w:t>
-            </w:r>
-          </w:p>
-        </w:tc>
-        <w:tc>
-          <w:tcPr>
-            <w:tcW w:type="dxa" w:w="1531"/>
-          </w:tcPr>
-          <w:p>
-            <w:r>
-              <w:rPr>
-                <w:b/>
-                <w:i w:val="0"/>
-                <w:color w:val="16A34A"/>
-                <w:sz w:val="16"/>
-              </w:rPr>
-              <w:t>—</w:t>
-            </w:r>
-          </w:p>
-        </w:tc>
-        <w:tc>
-          <w:tcPr>
-            <w:tcW w:type="dxa" w:w="1191"/>
-          </w:tcPr>
-          <w:p>
-            <w:r>
-              <w:rPr>
-                <w:b w:val="0"/>
-                <w:i w:val="0"/>
-                <w:color w:val="64748B"/>
-                <w:sz w:val="16"/>
-              </w:rPr>
-              <w:t>GT-CQ</w:t>
-            </w:r>
-          </w:p>
-        </w:tc>
-        <w:tc>
-          <w:tcPr>
-            <w:tcW w:type="dxa" w:w="4706"/>
-          </w:tcPr>
-          <w:p>
-            <w:r>
-              <w:rPr>
-                <w:b w:val="0"/>
-                <w:i w:val="0"/>
-                <w:sz w:val="17"/>
-              </w:rPr>
               <w:t>Veuillez verifier cette information auprès de l'enquêté ou confirmer avec le QG.</w:t>
-            </w:r>
-          </w:p>
-        </w:tc>
-      </w:tr>
-      <w:tr>
-        <w:tc>
-          <w:tcPr>
-            <w:tcW w:type="dxa" w:w="964"/>
-          </w:tcPr>
-          <w:p>
-            <w:r>
-              <w:rPr>
-                <w:b/>
-                <w:i w:val="0"/>
-                <w:color w:val="EA580C"/>
-                <w:sz w:val="16"/>
-              </w:rPr>
-              <w:t>Moyenne</w:t>
-            </w:r>
-          </w:p>
-        </w:tc>
-        <w:tc>
-          <w:tcPr>
-            <w:tcW w:type="dxa" w:w="1247"/>
-          </w:tcPr>
-          <w:p>
-            <w:r>
-              <w:rPr>
-                <w:b/>
-                <w:i w:val="0"/>
-                <w:sz w:val="16"/>
-              </w:rPr>
-              <w:t>S02</w:t>
-              <w:br/>
-            </w:r>
-            <w:r>
-              <w:rPr>
-                <w:b w:val="0"/>
-                <w:i w:val="0"/>
-                <w:color w:val="64748B"/>
-                <w:sz w:val="14"/>
-              </w:rPr>
-              <w:t>Éducation</w:t>
-            </w:r>
-          </w:p>
-        </w:tc>
-        <w:tc>
-          <w:tcPr>
-            <w:tcW w:type="dxa" w:w="1531"/>
-          </w:tcPr>
-          <w:p>
-            <w:r>
-              <w:rPr>
-                <w:b/>
-                <w:i w:val="0"/>
-                <w:color w:val="16A34A"/>
-                <w:sz w:val="16"/>
-              </w:rPr>
-              <w:t>—</w:t>
-            </w:r>
-          </w:p>
-        </w:tc>
-        <w:tc>
-          <w:tcPr>
-            <w:tcW w:type="dxa" w:w="1191"/>
-          </w:tcPr>
-          <w:p>
-            <w:r>
-              <w:rPr>
-                <w:b w:val="0"/>
-                <w:i w:val="0"/>
-                <w:color w:val="64748B"/>
-                <w:sz w:val="16"/>
-              </w:rPr>
-              <w:t>GT-CQ</w:t>
-            </w:r>
-          </w:p>
-        </w:tc>
-        <w:tc>
-          <w:tcPr>
-            <w:tcW w:type="dxa" w:w="4706"/>
-          </w:tcPr>
-          <w:p>
-            <w:r>
-              <w:rPr>
-                <w:b w:val="0"/>
-                <w:i w:val="0"/>
-                <w:sz w:val="17"/>
-              </w:rPr>
-              <w:t>veuillez, s'il vous plait, confirmer la cotisation ( 900 FCFA) payée de Fatou  seck avec le QG ou apporter les corrections nécessaires.</w:t>
             </w:r>
           </w:p>
         </w:tc>
